--- a/guess-what/unit-7-at-the-market/lesson-plans.docx
+++ b/guess-what/unit-7-at-the-market/lesson-plans.docx
@@ -2524,7 +2524,7 @@
                 <w:i w:val="0"/>
                 <w:sz w:val="20"/>
               </w:rPr>
-              <w:t xml:space="preserve">  (by the end of the lesson pupils can…)</w:t>
+              <w:t xml:space="preserve">  (by the end of the lesson students can…)</w:t>
             </w:r>
           </w:p>
         </w:tc>
@@ -3084,7 +3084,7 @@
                 <w:i w:val="0"/>
                 <w:sz w:val="19"/>
               </w:rPr>
-              <w:t>: a pupil puts a hand in the bag and guesses the fruit by touch; class helps with Uzbek words.</w:t>
+              <w:t>: a student puts a hand in the bag and guesses the fruit by touch; class helps with Uzbek words.</w:t>
             </w:r>
           </w:p>
         </w:tc>
@@ -3518,7 +3518,7 @@
                 <w:i w:val="0"/>
                 <w:sz w:val="19"/>
               </w:rPr>
-              <w:t>Teacher holds up a card; pupils say the plural word. Homework.</w:t>
+              <w:t>Teacher holds up a card; students say the plural word. Homework.</w:t>
             </w:r>
           </w:p>
         </w:tc>
@@ -3575,7 +3575,7 @@
           <w:i w:val="0"/>
           <w:sz w:val="22"/>
         </w:rPr>
-        <w:t xml:space="preserve"> Learn the words and draw your favourite fruit stall (Worksheet A exercise F).</w:t>
+        <w:t xml:space="preserve"> Learn the words and draw your favorite fruit stall (Worksheet A exercise F).</w:t>
       </w:r>
     </w:p>
     <w:p>
@@ -3598,7 +3598,7 @@
           <w:i w:val="0"/>
           <w:sz w:val="22"/>
         </w:rPr>
-        <w:t xml:space="preserve"> Point at cards for 5 pupils; note plural errors.</w:t>
+        <w:t xml:space="preserve"> Point at cards for 5 students; note plural errors.</w:t>
       </w:r>
     </w:p>
     <w:tbl>
@@ -3676,7 +3676,7 @@
                 <w:i w:val="0"/>
                 <w:sz w:val="22"/>
               </w:rPr>
-              <w:t>Support: flashcards with pictures only. Extension: pupils write a colour next to each fruit.</w:t>
+              <w:t>Support: flashcards with pictures only. Extension: students write a color next to each fruit.</w:t>
             </w:r>
           </w:p>
         </w:tc>
@@ -3797,7 +3797,7 @@
                 <w:i w:val="0"/>
                 <w:sz w:val="20"/>
               </w:rPr>
-              <w:t xml:space="preserve">  (by the end of the lesson pupils can…)</w:t>
+              <w:t xml:space="preserve">  (by the end of the lesson students can…)</w:t>
             </w:r>
           </w:p>
         </w:tc>
@@ -4225,7 +4225,7 @@
                 <w:i w:val="0"/>
                 <w:sz w:val="19"/>
               </w:rPr>
-              <w:t>Ask 'How many pupils are there in our class?' and count together.</w:t>
+              <w:t>Ask 'How many students are there in our class?' and count together.</w:t>
             </w:r>
           </w:p>
         </w:tc>
@@ -4339,7 +4339,7 @@
                 <w:i w:val="0"/>
                 <w:sz w:val="19"/>
               </w:rPr>
-              <w:t xml:space="preserve"> Show a card with a number of dots or fruit for three seconds; pupils guess 'lots' or 'some'.</w:t>
+              <w:t xml:space="preserve"> Show a card with a number of dots or fruit for three seconds; students guess 'lots' or 'some'.</w:t>
             </w:r>
           </w:p>
         </w:tc>
@@ -4547,7 +4547,7 @@
                 <w:i w:val="0"/>
                 <w:sz w:val="19"/>
               </w:rPr>
-              <w:t>Student's Book Grammar activities (listen and tick). Worksheet B exercise A (circle).</w:t>
+              <w:t>Student's Book Grammar activities (listen and check). Worksheet B exercise A (circle).</w:t>
             </w:r>
           </w:p>
         </w:tc>
@@ -4659,7 +4659,7 @@
                 <w:i w:val="0"/>
                 <w:sz w:val="19"/>
               </w:rPr>
-              <w:t>: pupils draw their own stall with different amounts and describe it to a partner, who draws what they hear.</w:t>
+              <w:t>: students draw their own stall with different amounts and describe it to a partner, who draws what they hear.</w:t>
             </w:r>
           </w:p>
         </w:tc>
@@ -4764,7 +4764,7 @@
                 <w:i w:val="0"/>
                 <w:sz w:val="19"/>
               </w:rPr>
-              <w:t>Quick-fire: show a picture; pupils say 'There are lots of …' or 'some …'. Homework.</w:t>
+              <w:t>Quick-fire: show a picture; students say 'There are lots of …' or 'some …'. Homework.</w:t>
             </w:r>
           </w:p>
         </w:tc>
@@ -4958,7 +4958,7 @@
                 <w:i w:val="0"/>
                 <w:sz w:val="22"/>
               </w:rPr>
-              <w:t>Support: gesture for lots (arms wide) and some (two fingers). Extension: add colours.</w:t>
+              <w:t>Support: gesture for lots (arms wide) and some (two fingers). Extension: add colors.</w:t>
             </w:r>
           </w:p>
         </w:tc>
@@ -5079,7 +5079,7 @@
                 <w:i w:val="0"/>
                 <w:sz w:val="20"/>
               </w:rPr>
-              <w:t xml:space="preserve">  (by the end of the lesson pupils can…)</w:t>
+              <w:t xml:space="preserve">  (by the end of the lesson students can…)</w:t>
             </w:r>
           </w:p>
         </w:tc>
@@ -5633,7 +5633,7 @@
                 <w:i w:val="0"/>
                 <w:sz w:val="19"/>
               </w:rPr>
-              <w:t>: show a covered picture; pupils guess with 'Are there any pears?' (you answer yes / no).</w:t>
+              <w:t>: show a covered picture; students guess with 'Are there any pears?' (you answer yes / no).</w:t>
             </w:r>
           </w:p>
         </w:tc>
@@ -5736,7 +5736,7 @@
                 <w:i w:val="0"/>
                 <w:sz w:val="19"/>
               </w:rPr>
-              <w:t>Show a stall with only grapes and onions. Model: 'Are there any pears? No, there aren't. There aren't any pears.' Write the pattern and colour any. Compare some (positive) and any (negative and questions).</w:t>
+              <w:t>Show a stall with only grapes and onions. Model: 'Are there any pears? No, there aren't. There aren't any pears.' Write the pattern and color any. Compare some (positive) and any (negative and questions).</w:t>
             </w:r>
           </w:p>
         </w:tc>
@@ -6058,7 +6058,7 @@
                 <w:i w:val="0"/>
                 <w:sz w:val="19"/>
               </w:rPr>
-              <w:t>Teacher asks about a picture; pupils answer with full short answers. Homework.</w:t>
+              <w:t>Teacher asks about a picture; students answer with full short answers. Homework.</w:t>
             </w:r>
           </w:p>
         </w:tc>
@@ -6115,7 +6115,7 @@
           <w:i w:val="0"/>
           <w:sz w:val="22"/>
         </w:rPr>
-        <w:t xml:space="preserve"> Activity Book grammar page; write three sentences about a picture of a shop.</w:t>
+        <w:t xml:space="preserve"> Workbook grammar page; write three sentences about a picture of a shop.</w:t>
       </w:r>
     </w:p>
     <w:p>
@@ -6228,7 +6228,7 @@
                 <w:i w:val="0"/>
                 <w:sz w:val="22"/>
               </w:rPr>
-              <w:t>'aren't' /ɑːnt/ — 'r' aytilmaydi (Britaniya). 'There aren't any' uch so'zni bir ovozda o'qishni mashq qiling.</w:t>
+              <w:t>'aren't' /ɑrnt/ — amerikacha talaffuzda 'r' aytiladi. 'There aren't any' uch so'zni bir ovozda o'qishni mashq qiling.</w:t>
             </w:r>
           </w:p>
           <w:p>
@@ -6364,7 +6364,7 @@
                 <w:i w:val="0"/>
                 <w:sz w:val="20"/>
               </w:rPr>
-              <w:t xml:space="preserve">  (by the end of the lesson pupils can…)</w:t>
+              <w:t xml:space="preserve">  (by the end of the lesson students can…)</w:t>
             </w:r>
           </w:p>
         </w:tc>
@@ -6918,7 +6918,7 @@
                 <w:i w:val="0"/>
                 <w:sz w:val="19"/>
               </w:rPr>
-              <w:t>: pupils call out fruit; write a class smoothie on the board.</w:t>
+              <w:t>: students call out fruit; write a class smoothie on the board.</w:t>
             </w:r>
           </w:p>
         </w:tc>
@@ -7021,7 +7021,7 @@
                 <w:i w:val="0"/>
                 <w:sz w:val="19"/>
               </w:rPr>
-              <w:t>Pre-listening: look at the pictures and name the fruit. Play the audio twice: first for gist, then to tick the ingredients.</w:t>
+              <w:t>Pre-listening: look at the pictures and name the fruit. Play the audio twice: first for gist, then to check the ingredients.</w:t>
             </w:r>
           </w:p>
         </w:tc>
@@ -7126,7 +7126,7 @@
                 <w:i w:val="0"/>
                 <w:sz w:val="19"/>
               </w:rPr>
-              <w:t>Check in pairs, then class. Pupils read the market text (Worksheet B exercise B) to find what there is.</w:t>
+              <w:t>Check in pairs, then class. Students read the market text (Worksheet B exercise B) to find what there is.</w:t>
             </w:r>
           </w:p>
         </w:tc>
@@ -7229,7 +7229,7 @@
                 <w:i w:val="0"/>
                 <w:sz w:val="19"/>
               </w:rPr>
-              <w:t>Writing: pupils write a short recipe: 'My smoothie: two bananas, some grapes…'. Volunteers read aloud.</w:t>
+              <w:t>Writing: students write a short recipe: 'My smoothie: two bananas, some grapes…'. Volunteers read aloud.</w:t>
             </w:r>
           </w:p>
         </w:tc>
@@ -7598,7 +7598,7 @@
                 <w:i w:val="0"/>
                 <w:sz w:val="20"/>
               </w:rPr>
-              <w:t xml:space="preserve">  (by the end of the lesson pupils can…)</w:t>
+              <w:t xml:space="preserve">  (by the end of the lesson students can…)</w:t>
             </w:r>
           </w:p>
         </w:tc>
@@ -7647,7 +7647,7 @@
                 <w:i w:val="0"/>
                 <w:sz w:val="20"/>
               </w:rPr>
-              <w:t>• pronounce /tʃ/ in chipmunk, chips, cheese, chair</w:t>
+              <w:t>• pronounce /tʃ/ in chipmunk, fries, cheese, chair</w:t>
             </w:r>
           </w:p>
         </w:tc>
@@ -7711,7 +7711,7 @@
                 <w:i w:val="0"/>
                 <w:sz w:val="20"/>
               </w:rPr>
-              <w:t>• Sound: ch → /tʃ/ (chipmunks, chips)</w:t>
+              <w:t>• Sound: ch → /tʃ/ (chipmunks, fries)</w:t>
             </w:r>
           </w:p>
         </w:tc>
@@ -8050,7 +8050,7 @@
                 <w:i w:val="0"/>
                 <w:sz w:val="19"/>
               </w:rPr>
-              <w:t>Show an old jar: 'Is it rubbish? What can we do?' Elicit ideas (pencil pot, flower pot).</w:t>
+              <w:t>Show an old jar: 'Is it trash? What can we do?' Elicit ideas (pencil pot, flower pot).</w:t>
             </w:r>
           </w:p>
         </w:tc>
@@ -8164,7 +8164,7 @@
                 <w:i w:val="0"/>
                 <w:sz w:val="19"/>
               </w:rPr>
-              <w:t xml:space="preserve"> Show items; pupils say how to reuse them.</w:t>
+              <w:t xml:space="preserve"> Show items; students say how to reuse them.</w:t>
             </w:r>
           </w:p>
         </w:tc>
@@ -8372,7 +8372,7 @@
                 <w:i w:val="0"/>
                 <w:sz w:val="19"/>
               </w:rPr>
-              <w:t>Talk time: model 'Would you like a mango or a pear?'; practise in pairs with fruit cards. Say it!: listen, repeat, find more ch words.</w:t>
+              <w:t>Talk time: model 'Would you like a mango or a pear?'; practice in pairs with fruit cards. Say it!: listen, repeat, find more ch words.</w:t>
             </w:r>
           </w:p>
         </w:tc>
@@ -8646,7 +8646,7 @@
           <w:i w:val="0"/>
           <w:sz w:val="22"/>
         </w:rPr>
-        <w:t xml:space="preserve"> Activity Book story page; reuse one item at home and draw it.</w:t>
+        <w:t xml:space="preserve"> Workbook story page; reuse one item at home and draw it.</w:t>
       </w:r>
     </w:p>
     <w:p>
@@ -8732,7 +8732,7 @@
                 <w:i w:val="0"/>
                 <w:sz w:val="22"/>
               </w:rPr>
-              <w:t>/tʃ/ o'zbekcha 'ch' ga o'xshash — oson tovush; ammo 'chair' ni 'cher' emas /tʃeə/ deb mashq qiling.</w:t>
+              <w:t>/tʃ/ o'zbekcha 'ch' ga o'xshash — oson tovush; ammo 'chair' /tʃer/ — 'ch' + 'er' (qisqa 'e' va 'r') deb mashq qiling.</w:t>
             </w:r>
           </w:p>
         </w:tc>
@@ -8853,7 +8853,7 @@
                 <w:i w:val="0"/>
                 <w:sz w:val="20"/>
               </w:rPr>
-              <w:t xml:space="preserve">  (by the end of the lesson pupils can…)</w:t>
+              <w:t xml:space="preserve">  (by the end of the lesson students can…)</w:t>
             </w:r>
           </w:p>
         </w:tc>
@@ -9407,7 +9407,7 @@
                 <w:i w:val="0"/>
                 <w:sz w:val="19"/>
               </w:rPr>
-              <w:t xml:space="preserve"> Show real items; pupils point to the diagram part.</w:t>
+              <w:t xml:space="preserve"> Show real items; students point to the diagram part.</w:t>
             </w:r>
           </w:p>
         </w:tc>
@@ -9615,7 +9615,7 @@
                 <w:i w:val="0"/>
                 <w:sz w:val="19"/>
               </w:rPr>
-              <w:t>Student's Book CLIL activities; pupils complete a two-column table: Plant | Part we eat.</w:t>
+              <w:t>Student's Book CLIL activities; students complete a two-column table: Plant | Part we eat.</w:t>
             </w:r>
           </w:p>
         </w:tc>
@@ -9727,7 +9727,7 @@
                 <w:i w:val="0"/>
                 <w:sz w:val="19"/>
               </w:rPr>
-              <w:t>: pupils draw a plate with a meal using six parts of plants and label them.</w:t>
+              <w:t>: students draw a plate with a meal using six parts of plants and label them.</w:t>
             </w:r>
           </w:p>
         </w:tc>
@@ -9832,7 +9832,7 @@
                 <w:i w:val="0"/>
                 <w:sz w:val="19"/>
               </w:rPr>
-              <w:t>Pupils read their plate labels to a partner. Homework.</w:t>
+              <w:t>Students read their plate labels to a partner. Homework.</w:t>
             </w:r>
           </w:p>
         </w:tc>
@@ -9999,7 +9999,7 @@
           <w:color w:val="1B6CA8"/>
           <w:sz w:val="28"/>
         </w:rPr>
-        <w:t>Lesson 7: Unit 7 revision and quiz</w:t>
+        <w:t>Lesson 7: Unit 7 review and quiz</w:t>
       </w:r>
     </w:p>
     <w:tbl>
@@ -10060,7 +10060,7 @@
                 <w:i w:val="0"/>
                 <w:sz w:val="20"/>
               </w:rPr>
-              <w:t>Revision of Unit 7; quick quiz</w:t>
+              <w:t>Review of Unit 7; quick quiz</w:t>
             </w:r>
           </w:p>
         </w:tc>
@@ -10096,7 +10096,7 @@
                 <w:i w:val="0"/>
                 <w:sz w:val="20"/>
               </w:rPr>
-              <w:t xml:space="preserve">  (by the end of the lesson pupils can…)</w:t>
+              <w:t xml:space="preserve">  (by the end of the lesson students can…)</w:t>
             </w:r>
           </w:p>
         </w:tc>
@@ -11197,7 +11197,7 @@
                 <w:i w:val="0"/>
                 <w:sz w:val="22"/>
               </w:rPr>
-              <w:t>Weak pupils: read instructions aloud. Extension: write a dialogue at a fruit stall.</w:t>
+              <w:t>Weak students: read instructions aloud. Extension: write a dialogue at a fruit stall.</w:t>
             </w:r>
           </w:p>
         </w:tc>
